--- a/backend/8.2/8.2.2/8.2.2.1/8.2.2.1.1/8.2.2.1.1-07/Защита концепции ВКР на англ. БИ.docx
+++ b/backend/8.2/8.2.2/8.2.2.1/8.2.2.1.1/8.2.2.1.1-07/Защита концепции ВКР на англ. БИ.docx
@@ -4,30 +4,1121 @@
   <w:body>
     <w:p>
       <w:pPr>
-        <w:shd w:val="clear" w:color="auto" w:fill="121314"/>
-        <w:spacing w:after="0" w:line="285" w:lineRule="atLeast"/>
-        <w:rPr>
-          <w:rFonts w:ascii="Consolas" w:eastAsia="Times New Roman" w:hAnsi="Consolas" w:cs="Times New Roman"/>
-          <w:color w:val="BBBEBF"/>
-          <w:sz w:val="21"/>
-          <w:szCs w:val="21"/>
-          <w:lang w:eastAsia="ru-RU"/>
-        </w:rPr>
-      </w:pPr>
-      <w:r>
-        <w:rPr>
-          <w:rFonts w:ascii="Consolas" w:eastAsia="Times New Roman" w:hAnsi="Consolas" w:cs="Times New Roman"/>
-          <w:color w:val="A5D6FF"/>
-          <w:sz w:val="21"/>
-          <w:szCs w:val="21"/>
-          <w:lang w:eastAsia="ru-RU"/>
-        </w:rPr>
-        <w:t>защита концепции ВКР на английском бизнес информатика</w:t>
-      </w:r>
-    </w:p>
-    <w:p>
+        <w:rPr>
+          <w:rFonts w:ascii="Consolas" w:eastAsia="Times New Roman" w:hAnsi="Consolas" w:cs="Times New Roman"/>
+          <w:sz w:val="21"/>
+          <w:szCs w:val="21"/>
+          <w:lang w:eastAsia="ru-RU"/>
+        </w:rPr>
+      </w:pPr>
+      <w:r>
+        <w:rPr>
+          <w:rFonts w:ascii="Consolas" w:eastAsia="Times New Roman" w:hAnsi="Consolas" w:cs="Times New Roman"/>
+          <w:sz w:val="21"/>
+          <w:szCs w:val="21"/>
+          <w:lang w:eastAsia="ru-RU"/>
+        </w:rPr>
+        <w:t>Федеральное государственное автономное образовательное учреждение высшего образования</w:t>
+      </w:r>
+    </w:p>
+    <w:p>
+      <w:pPr>
+        <w:rPr>
+          <w:rFonts w:ascii="Consolas" w:eastAsia="Times New Roman" w:hAnsi="Consolas" w:cs="Times New Roman"/>
+          <w:sz w:val="21"/>
+          <w:szCs w:val="21"/>
+          <w:lang w:eastAsia="ru-RU"/>
+        </w:rPr>
+      </w:pPr>
+      <w:r>
+        <w:rPr>
+          <w:rFonts w:ascii="Consolas" w:eastAsia="Times New Roman" w:hAnsi="Consolas" w:cs="Times New Roman"/>
+          <w:sz w:val="21"/>
+          <w:szCs w:val="21"/>
+          <w:lang w:eastAsia="ru-RU"/>
+        </w:rPr>
+        <w:t>Национальный исследовательский университет «Высшая школа экономики»</w:t>
+      </w:r>
+    </w:p>
+    <w:p>
+      <w:pPr>
+        <w:rPr>
+          <w:rFonts w:ascii="Consolas" w:eastAsia="Times New Roman" w:hAnsi="Consolas" w:cs="Times New Roman"/>
+          <w:sz w:val="21"/>
+          <w:szCs w:val="21"/>
+          <w:lang w:eastAsia="ru-RU"/>
+        </w:rPr>
+      </w:pPr>
+      <w:r>
+        <w:rPr>
+          <w:rFonts w:ascii="Consolas" w:eastAsia="Times New Roman" w:hAnsi="Consolas" w:cs="Times New Roman"/>
+          <w:sz w:val="21"/>
+          <w:szCs w:val="21"/>
+          <w:lang w:eastAsia="ru-RU"/>
+        </w:rPr>
+        <w:t>Факультет социально-экономических и компьютерных наук</w:t>
+      </w:r>
+    </w:p>
+    <w:p>
+      <w:pPr>
+        <w:rPr>
+          <w:rFonts w:ascii="Consolas" w:eastAsia="Times New Roman" w:hAnsi="Consolas" w:cs="Times New Roman"/>
+          <w:sz w:val="21"/>
+          <w:szCs w:val="21"/>
+          <w:lang w:eastAsia="ru-RU"/>
+        </w:rPr>
+      </w:pPr>
+      <w:r>
+        <w:rPr>
+          <w:rFonts w:ascii="Consolas" w:eastAsia="Times New Roman" w:hAnsi="Consolas" w:cs="Times New Roman"/>
+          <w:sz w:val="21"/>
+          <w:szCs w:val="21"/>
+          <w:lang w:eastAsia="ru-RU"/>
+        </w:rPr>
+        <w:t>Образовательная программа: Бизнес-информатика</w:t>
+      </w:r>
+    </w:p>
+    <w:p>
+      <w:pPr>
+        <w:rPr>
+          <w:rFonts w:ascii="Consolas" w:eastAsia="Times New Roman" w:hAnsi="Consolas" w:cs="Times New Roman"/>
+          <w:sz w:val="21"/>
+          <w:szCs w:val="21"/>
+          <w:lang w:eastAsia="ru-RU"/>
+        </w:rPr>
+      </w:pPr>
+      <w:r>
+        <w:rPr>
+          <w:rFonts w:ascii="Consolas" w:eastAsia="Times New Roman" w:hAnsi="Consolas" w:cs="Times New Roman"/>
+          <w:sz w:val="21"/>
+          <w:szCs w:val="21"/>
+          <w:lang w:eastAsia="ru-RU"/>
+        </w:rPr>
+        <w:t>Код, наименование направления подготовки: 38.03.05 Бизнес-информатика</w:t>
+      </w:r>
+    </w:p>
+    <w:p>
+      <w:pPr>
+        <w:rPr>
+          <w:rFonts w:ascii="Consolas" w:eastAsia="Times New Roman" w:hAnsi="Consolas" w:cs="Times New Roman"/>
+          <w:sz w:val="21"/>
+          <w:szCs w:val="21"/>
+          <w:lang w:eastAsia="ru-RU"/>
+        </w:rPr>
+      </w:pPr>
+    </w:p>
+    <w:p>
+      <w:pPr>
+        <w:rPr>
+          <w:rFonts w:ascii="Consolas" w:eastAsia="Times New Roman" w:hAnsi="Consolas" w:cs="Times New Roman"/>
+          <w:sz w:val="21"/>
+          <w:szCs w:val="21"/>
+          <w:lang w:eastAsia="ru-RU"/>
+        </w:rPr>
+      </w:pPr>
+      <w:r>
+        <w:rPr>
+          <w:rFonts w:ascii="Consolas" w:eastAsia="Times New Roman" w:hAnsi="Consolas" w:cs="Times New Roman"/>
+          <w:sz w:val="21"/>
+          <w:szCs w:val="21"/>
+          <w:lang w:eastAsia="ru-RU"/>
+        </w:rPr>
+        <w:t>Протокол заседания комиссии по защите концепции выпускной квалификационной работы (на английском языке)</w:t>
+      </w:r>
+    </w:p>
+    <w:p>
+      <w:pPr>
+        <w:rPr>
+          <w:rFonts w:ascii="Consolas" w:eastAsia="Times New Roman" w:hAnsi="Consolas" w:cs="Times New Roman"/>
+          <w:sz w:val="21"/>
+          <w:szCs w:val="21"/>
+          <w:lang w:eastAsia="ru-RU"/>
+        </w:rPr>
+      </w:pPr>
+    </w:p>
+    <w:p>
+      <w:pPr>
+        <w:rPr>
+          <w:rFonts w:ascii="Consolas" w:eastAsia="Times New Roman" w:hAnsi="Consolas" w:cs="Times New Roman"/>
+          <w:sz w:val="21"/>
+          <w:szCs w:val="21"/>
+          <w:lang w:eastAsia="ru-RU"/>
+        </w:rPr>
+      </w:pPr>
+      <w:r>
+        <w:rPr>
+          <w:rFonts w:ascii="Consolas" w:eastAsia="Times New Roman" w:hAnsi="Consolas" w:cs="Times New Roman"/>
+          <w:sz w:val="21"/>
+          <w:szCs w:val="21"/>
+          <w:lang w:eastAsia="ru-RU"/>
+        </w:rPr>
+        <w:t>№ 03 от 18 марта 2026 г.</w:t>
+      </w:r>
+    </w:p>
+    <w:p>
+      <w:pPr>
+        <w:rPr>
+          <w:rFonts w:ascii="Consolas" w:eastAsia="Times New Roman" w:hAnsi="Consolas" w:cs="Times New Roman"/>
+          <w:sz w:val="21"/>
+          <w:szCs w:val="21"/>
+          <w:lang w:eastAsia="ru-RU"/>
+        </w:rPr>
+      </w:pPr>
+    </w:p>
+    <w:p>
+      <w:pPr>
+        <w:rPr>
+          <w:rFonts w:ascii="Consolas" w:eastAsia="Times New Roman" w:hAnsi="Consolas" w:cs="Times New Roman"/>
+          <w:sz w:val="21"/>
+          <w:szCs w:val="21"/>
+          <w:lang w:eastAsia="ru-RU"/>
+        </w:rPr>
+      </w:pPr>
+      <w:r>
+        <w:rPr>
+          <w:rFonts w:ascii="Consolas" w:eastAsia="Times New Roman" w:hAnsi="Consolas" w:cs="Times New Roman"/>
+          <w:sz w:val="21"/>
+          <w:szCs w:val="21"/>
+          <w:lang w:eastAsia="ru-RU"/>
+        </w:rPr>
+        <w:t>ФИО студента: Иванов Алексей Сергеевич</w:t>
+      </w:r>
+    </w:p>
+    <w:p>
+      <w:pPr>
+        <w:rPr>
+          <w:rFonts w:ascii="Consolas" w:eastAsia="Times New Roman" w:hAnsi="Consolas" w:cs="Times New Roman"/>
+          <w:sz w:val="21"/>
+          <w:szCs w:val="21"/>
+          <w:lang w:eastAsia="ru-RU"/>
+        </w:rPr>
+      </w:pPr>
+      <w:r>
+        <w:rPr>
+          <w:rFonts w:ascii="Consolas" w:eastAsia="Times New Roman" w:hAnsi="Consolas" w:cs="Times New Roman"/>
+          <w:sz w:val="21"/>
+          <w:szCs w:val="21"/>
+          <w:lang w:eastAsia="ru-RU"/>
+        </w:rPr>
+        <w:t>группа БИ-41</w:t>
+      </w:r>
+    </w:p>
+    <w:p>
+      <w:pPr>
+        <w:rPr>
+          <w:rFonts w:ascii="Consolas" w:eastAsia="Times New Roman" w:hAnsi="Consolas" w:cs="Times New Roman"/>
+          <w:sz w:val="21"/>
+          <w:szCs w:val="21"/>
+          <w:lang w:eastAsia="ru-RU"/>
+        </w:rPr>
+      </w:pPr>
+      <w:r>
+        <w:rPr>
+          <w:rFonts w:ascii="Consolas" w:eastAsia="Times New Roman" w:hAnsi="Consolas" w:cs="Times New Roman"/>
+          <w:sz w:val="21"/>
+          <w:szCs w:val="21"/>
+          <w:lang w:eastAsia="ru-RU"/>
+        </w:rPr>
+        <w:t>4 курс</w:t>
+      </w:r>
+    </w:p>
+    <w:p>
+      <w:pPr>
+        <w:rPr>
+          <w:rFonts w:ascii="Consolas" w:eastAsia="Times New Roman" w:hAnsi="Consolas" w:cs="Times New Roman"/>
+          <w:sz w:val="21"/>
+          <w:szCs w:val="21"/>
+          <w:lang w:eastAsia="ru-RU"/>
+        </w:rPr>
+      </w:pPr>
+      <w:r>
+        <w:rPr>
+          <w:rFonts w:ascii="Consolas" w:eastAsia="Times New Roman" w:hAnsi="Consolas" w:cs="Times New Roman"/>
+          <w:sz w:val="21"/>
+          <w:szCs w:val="21"/>
+          <w:lang w:eastAsia="ru-RU"/>
+        </w:rPr>
+        <w:t xml:space="preserve">№ </w:t>
+      </w:r>
+      <w:proofErr w:type="spellStart"/>
+      <w:r>
+        <w:rPr>
+          <w:rFonts w:ascii="Consolas" w:eastAsia="Times New Roman" w:hAnsi="Consolas" w:cs="Times New Roman"/>
+          <w:sz w:val="21"/>
+          <w:szCs w:val="21"/>
+          <w:lang w:eastAsia="ru-RU"/>
+        </w:rPr>
+        <w:t>зач</w:t>
+      </w:r>
+      <w:proofErr w:type="spellEnd"/>
+      <w:r>
+        <w:rPr>
+          <w:rFonts w:ascii="Consolas" w:eastAsia="Times New Roman" w:hAnsi="Consolas" w:cs="Times New Roman"/>
+          <w:sz w:val="21"/>
+          <w:szCs w:val="21"/>
+          <w:lang w:eastAsia="ru-RU"/>
+        </w:rPr>
+        <w:t>. книжки 2104587</w:t>
+      </w:r>
+    </w:p>
+    <w:p>
+      <w:pPr>
+        <w:rPr>
+          <w:rFonts w:ascii="Consolas" w:eastAsia="Times New Roman" w:hAnsi="Consolas" w:cs="Times New Roman"/>
+          <w:sz w:val="21"/>
+          <w:szCs w:val="21"/>
+          <w:lang w:eastAsia="ru-RU"/>
+        </w:rPr>
+      </w:pPr>
+      <w:r>
+        <w:rPr>
+          <w:rFonts w:ascii="Consolas" w:eastAsia="Times New Roman" w:hAnsi="Consolas" w:cs="Times New Roman"/>
+          <w:sz w:val="21"/>
+          <w:szCs w:val="21"/>
+          <w:lang w:eastAsia="ru-RU"/>
+        </w:rPr>
+        <w:t>модуль 3</w:t>
+      </w:r>
+    </w:p>
+    <w:p>
+      <w:pPr>
+        <w:rPr>
+          <w:rFonts w:ascii="Consolas" w:eastAsia="Times New Roman" w:hAnsi="Consolas" w:cs="Times New Roman"/>
+          <w:sz w:val="21"/>
+          <w:szCs w:val="21"/>
+          <w:lang w:eastAsia="ru-RU"/>
+        </w:rPr>
+      </w:pPr>
+    </w:p>
+    <w:p>
+      <w:pPr>
+        <w:rPr>
+          <w:rFonts w:ascii="Consolas" w:eastAsia="Times New Roman" w:hAnsi="Consolas" w:cs="Times New Roman"/>
+          <w:sz w:val="21"/>
+          <w:szCs w:val="21"/>
+          <w:lang w:eastAsia="ru-RU"/>
+        </w:rPr>
+      </w:pPr>
+      <w:r>
+        <w:rPr>
+          <w:rFonts w:ascii="Consolas" w:eastAsia="Times New Roman" w:hAnsi="Consolas" w:cs="Times New Roman"/>
+          <w:sz w:val="21"/>
+          <w:szCs w:val="21"/>
+          <w:lang w:eastAsia="ru-RU"/>
+        </w:rPr>
+        <w:t>Присутствовали члены комиссии:</w:t>
+      </w:r>
+    </w:p>
+    <w:p>
+      <w:pPr>
+        <w:rPr>
+          <w:rFonts w:ascii="Consolas" w:eastAsia="Times New Roman" w:hAnsi="Consolas" w:cs="Times New Roman"/>
+          <w:sz w:val="21"/>
+          <w:szCs w:val="21"/>
+          <w:lang w:eastAsia="ru-RU"/>
+        </w:rPr>
+      </w:pPr>
+    </w:p>
+    <w:p>
+      <w:pPr>
+        <w:rPr>
+          <w:rFonts w:ascii="Consolas" w:eastAsia="Times New Roman" w:hAnsi="Consolas" w:cs="Times New Roman"/>
+          <w:sz w:val="21"/>
+          <w:szCs w:val="21"/>
+          <w:lang w:eastAsia="ru-RU"/>
+        </w:rPr>
+      </w:pPr>
+      <w:r>
+        <w:rPr>
+          <w:rFonts w:ascii="Consolas" w:eastAsia="Times New Roman" w:hAnsi="Consolas" w:cs="Times New Roman"/>
+          <w:sz w:val="21"/>
+          <w:szCs w:val="21"/>
+          <w:lang w:eastAsia="ru-RU"/>
+        </w:rPr>
+        <w:t>Смирнова Е.В.</w:t>
+      </w:r>
+    </w:p>
+    <w:p>
+      <w:pPr>
+        <w:rPr>
+          <w:rFonts w:ascii="Consolas" w:eastAsia="Times New Roman" w:hAnsi="Consolas" w:cs="Times New Roman"/>
+          <w:sz w:val="21"/>
+          <w:szCs w:val="21"/>
+          <w:lang w:eastAsia="ru-RU"/>
+        </w:rPr>
+      </w:pPr>
+      <w:r>
+        <w:rPr>
+          <w:rFonts w:ascii="Consolas" w:eastAsia="Times New Roman" w:hAnsi="Consolas" w:cs="Times New Roman"/>
+          <w:sz w:val="21"/>
+          <w:szCs w:val="21"/>
+          <w:lang w:eastAsia="ru-RU"/>
+        </w:rPr>
+        <w:t>Кузнецов П.А.</w:t>
+      </w:r>
+    </w:p>
+    <w:p>
+      <w:pPr>
+        <w:rPr>
+          <w:rFonts w:ascii="Consolas" w:eastAsia="Times New Roman" w:hAnsi="Consolas" w:cs="Times New Roman"/>
+          <w:sz w:val="21"/>
+          <w:szCs w:val="21"/>
+          <w:lang w:eastAsia="ru-RU"/>
+        </w:rPr>
+      </w:pPr>
+      <w:r>
+        <w:rPr>
+          <w:rFonts w:ascii="Consolas" w:eastAsia="Times New Roman" w:hAnsi="Consolas" w:cs="Times New Roman"/>
+          <w:sz w:val="21"/>
+          <w:szCs w:val="21"/>
+          <w:lang w:eastAsia="ru-RU"/>
+        </w:rPr>
+        <w:t>Орлова Н.Н.</w:t>
+      </w:r>
+    </w:p>
+    <w:p>
+      <w:pPr>
+        <w:rPr>
+          <w:rFonts w:ascii="Consolas" w:eastAsia="Times New Roman" w:hAnsi="Consolas" w:cs="Times New Roman"/>
+          <w:sz w:val="21"/>
+          <w:szCs w:val="21"/>
+          <w:lang w:eastAsia="ru-RU"/>
+        </w:rPr>
+      </w:pPr>
+      <w:r>
+        <w:rPr>
+          <w:rFonts w:ascii="Consolas" w:eastAsia="Times New Roman" w:hAnsi="Consolas" w:cs="Times New Roman"/>
+          <w:sz w:val="21"/>
+          <w:szCs w:val="21"/>
+          <w:lang w:eastAsia="ru-RU"/>
+        </w:rPr>
+        <w:t>Беляев Д.С.</w:t>
+      </w:r>
+    </w:p>
+    <w:p>
+      <w:pPr>
+        <w:rPr>
+          <w:rFonts w:ascii="Consolas" w:eastAsia="Times New Roman" w:hAnsi="Consolas" w:cs="Times New Roman"/>
+          <w:sz w:val="21"/>
+          <w:szCs w:val="21"/>
+          <w:lang w:eastAsia="ru-RU"/>
+        </w:rPr>
+      </w:pPr>
+    </w:p>
+    <w:p>
+      <w:pPr>
+        <w:rPr>
+          <w:rFonts w:ascii="Consolas" w:eastAsia="Times New Roman" w:hAnsi="Consolas" w:cs="Times New Roman"/>
+          <w:sz w:val="21"/>
+          <w:szCs w:val="21"/>
+          <w:lang w:eastAsia="ru-RU"/>
+        </w:rPr>
+      </w:pPr>
+      <w:r>
+        <w:rPr>
+          <w:rFonts w:ascii="Consolas" w:eastAsia="Times New Roman" w:hAnsi="Consolas" w:cs="Times New Roman"/>
+          <w:sz w:val="21"/>
+          <w:szCs w:val="21"/>
+          <w:lang w:eastAsia="ru-RU"/>
+        </w:rPr>
+        <w:t>Тема выпускной квалификационной работы (на английском языке):</w:t>
+      </w:r>
+    </w:p>
+    <w:p>
+      <w:pPr>
+        <w:rPr>
+          <w:rFonts w:ascii="Consolas" w:eastAsia="Times New Roman" w:hAnsi="Consolas" w:cs="Times New Roman"/>
+          <w:sz w:val="21"/>
+          <w:szCs w:val="21"/>
+          <w:lang w:eastAsia="ru-RU"/>
+        </w:rPr>
+      </w:pPr>
+    </w:p>
+    <w:p>
+      <w:pPr>
+        <w:rPr>
+          <w:rFonts w:ascii="Consolas" w:eastAsia="Times New Roman" w:hAnsi="Consolas" w:cs="Times New Roman"/>
+          <w:sz w:val="21"/>
+          <w:szCs w:val="21"/>
+          <w:lang w:val="en-US" w:eastAsia="ru-RU"/>
+        </w:rPr>
+      </w:pPr>
+      <w:r>
+        <w:rPr>
+          <w:rFonts w:ascii="Consolas" w:eastAsia="Times New Roman" w:hAnsi="Consolas" w:cs="Times New Roman"/>
+          <w:sz w:val="21"/>
+          <w:szCs w:val="21"/>
+          <w:lang w:val="en-US" w:eastAsia="ru-RU"/>
+        </w:rPr>
+        <w:t>Design of a Business Intelligence Dashboard for University Academic Performance Analytics</w:t>
+      </w:r>
+    </w:p>
+    <w:p>
+      <w:pPr>
+        <w:rPr>
+          <w:rFonts w:ascii="Consolas" w:eastAsia="Times New Roman" w:hAnsi="Consolas" w:cs="Times New Roman"/>
+          <w:sz w:val="21"/>
+          <w:szCs w:val="21"/>
+          <w:lang w:val="en-US" w:eastAsia="ru-RU"/>
+        </w:rPr>
+      </w:pPr>
+    </w:p>
+    <w:p>
+      <w:pPr>
+        <w:rPr>
+          <w:rFonts w:ascii="Consolas" w:eastAsia="Times New Roman" w:hAnsi="Consolas" w:cs="Times New Roman"/>
+          <w:sz w:val="21"/>
+          <w:szCs w:val="21"/>
+          <w:lang w:eastAsia="ru-RU"/>
+        </w:rPr>
+      </w:pPr>
+      <w:r>
+        <w:rPr>
+          <w:rFonts w:ascii="Consolas" w:eastAsia="Times New Roman" w:hAnsi="Consolas" w:cs="Times New Roman"/>
+          <w:sz w:val="21"/>
+          <w:szCs w:val="21"/>
+          <w:lang w:eastAsia="ru-RU"/>
+        </w:rPr>
+        <w:t>Руководитель ВКР: доцент Орлова Е.В.</w:t>
+      </w:r>
+    </w:p>
+    <w:p>
+      <w:pPr>
+        <w:rPr>
+          <w:rFonts w:ascii="Consolas" w:eastAsia="Times New Roman" w:hAnsi="Consolas" w:cs="Times New Roman"/>
+          <w:sz w:val="21"/>
+          <w:szCs w:val="21"/>
+          <w:lang w:eastAsia="ru-RU"/>
+        </w:rPr>
+      </w:pPr>
+    </w:p>
+    <w:p>
+      <w:pPr>
+        <w:rPr>
+          <w:rFonts w:ascii="Consolas" w:eastAsia="Times New Roman" w:hAnsi="Consolas" w:cs="Times New Roman"/>
+          <w:sz w:val="21"/>
+          <w:szCs w:val="21"/>
+          <w:lang w:eastAsia="ru-RU"/>
+        </w:rPr>
+      </w:pPr>
+      <w:r>
+        <w:rPr>
+          <w:rFonts w:ascii="Consolas" w:eastAsia="Times New Roman" w:hAnsi="Consolas" w:cs="Times New Roman"/>
+          <w:sz w:val="21"/>
+          <w:szCs w:val="21"/>
+          <w:lang w:eastAsia="ru-RU"/>
+        </w:rPr>
+        <w:t>В комиссию представлен текст концепции ВКР (на английском языке) на 12 листах.</w:t>
+      </w:r>
+    </w:p>
+    <w:p>
+      <w:pPr>
+        <w:rPr>
+          <w:rFonts w:ascii="Consolas" w:eastAsia="Times New Roman" w:hAnsi="Consolas" w:cs="Times New Roman"/>
+          <w:sz w:val="21"/>
+          <w:szCs w:val="21"/>
+          <w:lang w:eastAsia="ru-RU"/>
+        </w:rPr>
+      </w:pPr>
+    </w:p>
+    <w:p>
+      <w:pPr>
+        <w:rPr>
+          <w:rFonts w:ascii="Consolas" w:eastAsia="Times New Roman" w:hAnsi="Consolas" w:cs="Times New Roman"/>
+          <w:sz w:val="21"/>
+          <w:szCs w:val="21"/>
+          <w:lang w:eastAsia="ru-RU"/>
+        </w:rPr>
+      </w:pPr>
+      <w:r>
+        <w:rPr>
+          <w:rFonts w:ascii="Consolas" w:eastAsia="Times New Roman" w:hAnsi="Consolas" w:cs="Times New Roman"/>
+          <w:sz w:val="21"/>
+          <w:szCs w:val="21"/>
+          <w:lang w:eastAsia="ru-RU"/>
+        </w:rPr>
+        <w:t>Форма проведения защиты:</w:t>
+      </w:r>
+    </w:p>
+    <w:p>
+      <w:pPr>
+        <w:rPr>
+          <w:rFonts w:ascii="Consolas" w:eastAsia="Times New Roman" w:hAnsi="Consolas" w:cs="Times New Roman"/>
+          <w:sz w:val="21"/>
+          <w:szCs w:val="21"/>
+          <w:lang w:eastAsia="ru-RU"/>
+        </w:rPr>
+      </w:pPr>
+      <w:r>
+        <w:rPr>
+          <w:rFonts w:ascii="Segoe UI Emoji" w:eastAsia="Times New Roman" w:hAnsi="Segoe UI Emoji" w:cs="Segoe UI Emoji"/>
+          <w:sz w:val="21"/>
+          <w:szCs w:val="21"/>
+          <w:lang w:eastAsia="ru-RU"/>
+        </w:rPr>
+        <w:lastRenderedPageBreak/>
+        <w:t>☑</w:t>
+      </w:r>
+      <w:r>
+        <w:rPr>
+          <w:rFonts w:ascii="Consolas" w:eastAsia="Times New Roman" w:hAnsi="Consolas" w:cs="Times New Roman"/>
+          <w:sz w:val="21"/>
+          <w:szCs w:val="21"/>
+          <w:lang w:eastAsia="ru-RU"/>
+        </w:rPr>
+        <w:t xml:space="preserve"> </w:t>
+      </w:r>
+      <w:r>
+        <w:rPr>
+          <w:rFonts w:ascii="Consolas" w:eastAsia="Times New Roman" w:hAnsi="Consolas" w:cs="Consolas"/>
+          <w:sz w:val="21"/>
+          <w:szCs w:val="21"/>
+          <w:lang w:eastAsia="ru-RU"/>
+        </w:rPr>
+        <w:t>устная</w:t>
+      </w:r>
+      <w:r>
+        <w:rPr>
+          <w:rFonts w:ascii="Consolas" w:eastAsia="Times New Roman" w:hAnsi="Consolas" w:cs="Times New Roman"/>
+          <w:sz w:val="21"/>
+          <w:szCs w:val="21"/>
+          <w:lang w:eastAsia="ru-RU"/>
+        </w:rPr>
+        <w:t xml:space="preserve"> </w:t>
+      </w:r>
+      <w:r>
+        <w:rPr>
+          <w:rFonts w:ascii="Consolas" w:eastAsia="Times New Roman" w:hAnsi="Consolas" w:cs="Consolas"/>
+          <w:sz w:val="21"/>
+          <w:szCs w:val="21"/>
+          <w:lang w:eastAsia="ru-RU"/>
+        </w:rPr>
+        <w:t>защита</w:t>
+      </w:r>
+    </w:p>
+    <w:p>
+      <w:pPr>
+        <w:rPr>
+          <w:rFonts w:ascii="Consolas" w:eastAsia="Times New Roman" w:hAnsi="Consolas" w:cs="Times New Roman"/>
+          <w:sz w:val="21"/>
+          <w:szCs w:val="21"/>
+          <w:lang w:eastAsia="ru-RU"/>
+        </w:rPr>
+      </w:pPr>
+      <w:r>
+        <w:rPr>
+          <w:rFonts w:ascii="Segoe UI Emoji" w:eastAsia="Times New Roman" w:hAnsi="Segoe UI Emoji" w:cs="Segoe UI Emoji"/>
+          <w:sz w:val="21"/>
+          <w:szCs w:val="21"/>
+          <w:lang w:eastAsia="ru-RU"/>
+        </w:rPr>
+        <w:t>☑</w:t>
+      </w:r>
+      <w:r>
+        <w:rPr>
+          <w:rFonts w:ascii="Consolas" w:eastAsia="Times New Roman" w:hAnsi="Consolas" w:cs="Times New Roman"/>
+          <w:sz w:val="21"/>
+          <w:szCs w:val="21"/>
+          <w:lang w:eastAsia="ru-RU"/>
+        </w:rPr>
+        <w:t xml:space="preserve"> </w:t>
+      </w:r>
+      <w:r>
+        <w:rPr>
+          <w:rFonts w:ascii="Consolas" w:eastAsia="Times New Roman" w:hAnsi="Consolas" w:cs="Consolas"/>
+          <w:sz w:val="21"/>
+          <w:szCs w:val="21"/>
+          <w:lang w:eastAsia="ru-RU"/>
+        </w:rPr>
+        <w:t>рассмотрение</w:t>
+      </w:r>
+      <w:r>
+        <w:rPr>
+          <w:rFonts w:ascii="Consolas" w:eastAsia="Times New Roman" w:hAnsi="Consolas" w:cs="Times New Roman"/>
+          <w:sz w:val="21"/>
+          <w:szCs w:val="21"/>
+          <w:lang w:eastAsia="ru-RU"/>
+        </w:rPr>
+        <w:t xml:space="preserve"> </w:t>
+      </w:r>
+      <w:r>
+        <w:rPr>
+          <w:rFonts w:ascii="Consolas" w:eastAsia="Times New Roman" w:hAnsi="Consolas" w:cs="Consolas"/>
+          <w:sz w:val="21"/>
+          <w:szCs w:val="21"/>
+          <w:lang w:eastAsia="ru-RU"/>
+        </w:rPr>
+        <w:t>текста</w:t>
+      </w:r>
+      <w:r>
+        <w:rPr>
+          <w:rFonts w:ascii="Consolas" w:eastAsia="Times New Roman" w:hAnsi="Consolas" w:cs="Times New Roman"/>
+          <w:sz w:val="21"/>
+          <w:szCs w:val="21"/>
+          <w:lang w:eastAsia="ru-RU"/>
+        </w:rPr>
+        <w:t xml:space="preserve"> </w:t>
+      </w:r>
+      <w:r>
+        <w:rPr>
+          <w:rFonts w:ascii="Consolas" w:eastAsia="Times New Roman" w:hAnsi="Consolas" w:cs="Consolas"/>
+          <w:sz w:val="21"/>
+          <w:szCs w:val="21"/>
+          <w:lang w:eastAsia="ru-RU"/>
+        </w:rPr>
+        <w:t>к</w:t>
+      </w:r>
+      <w:r>
+        <w:rPr>
+          <w:rFonts w:ascii="Consolas" w:eastAsia="Times New Roman" w:hAnsi="Consolas" w:cs="Times New Roman"/>
+          <w:sz w:val="21"/>
+          <w:szCs w:val="21"/>
+          <w:lang w:eastAsia="ru-RU"/>
+        </w:rPr>
+        <w:t>онцепции</w:t>
+      </w:r>
+    </w:p>
+    <w:p>
+      <w:pPr>
+        <w:rPr>
+          <w:rFonts w:ascii="Consolas" w:eastAsia="Times New Roman" w:hAnsi="Consolas" w:cs="Times New Roman"/>
+          <w:sz w:val="21"/>
+          <w:szCs w:val="21"/>
+          <w:lang w:eastAsia="ru-RU"/>
+        </w:rPr>
+      </w:pPr>
+      <w:r>
+        <w:rPr>
+          <w:rFonts w:ascii="Segoe UI Symbol" w:eastAsia="Times New Roman" w:hAnsi="Segoe UI Symbol" w:cs="Segoe UI Symbol"/>
+          <w:sz w:val="21"/>
+          <w:szCs w:val="21"/>
+          <w:lang w:eastAsia="ru-RU"/>
+        </w:rPr>
+        <w:t>☐</w:t>
+      </w:r>
+      <w:r>
+        <w:rPr>
+          <w:rFonts w:ascii="Consolas" w:eastAsia="Times New Roman" w:hAnsi="Consolas" w:cs="Times New Roman"/>
+          <w:sz w:val="21"/>
+          <w:szCs w:val="21"/>
+          <w:lang w:eastAsia="ru-RU"/>
+        </w:rPr>
+        <w:t xml:space="preserve"> </w:t>
+      </w:r>
+      <w:r>
+        <w:rPr>
+          <w:rFonts w:ascii="Consolas" w:eastAsia="Times New Roman" w:hAnsi="Consolas" w:cs="Consolas"/>
+          <w:sz w:val="21"/>
+          <w:szCs w:val="21"/>
+          <w:lang w:eastAsia="ru-RU"/>
+        </w:rPr>
+        <w:t>другая</w:t>
+      </w:r>
+      <w:r>
+        <w:rPr>
+          <w:rFonts w:ascii="Consolas" w:eastAsia="Times New Roman" w:hAnsi="Consolas" w:cs="Times New Roman"/>
+          <w:sz w:val="21"/>
+          <w:szCs w:val="21"/>
+          <w:lang w:eastAsia="ru-RU"/>
+        </w:rPr>
+        <w:t xml:space="preserve"> </w:t>
+      </w:r>
+      <w:r>
+        <w:rPr>
+          <w:rFonts w:ascii="Consolas" w:eastAsia="Times New Roman" w:hAnsi="Consolas" w:cs="Consolas"/>
+          <w:sz w:val="21"/>
+          <w:szCs w:val="21"/>
+          <w:lang w:eastAsia="ru-RU"/>
+        </w:rPr>
+        <w:t>форма</w:t>
+      </w:r>
+    </w:p>
+    <w:p>
+      <w:pPr>
+        <w:rPr>
+          <w:rFonts w:ascii="Consolas" w:eastAsia="Times New Roman" w:hAnsi="Consolas" w:cs="Times New Roman"/>
+          <w:sz w:val="21"/>
+          <w:szCs w:val="21"/>
+          <w:lang w:eastAsia="ru-RU"/>
+        </w:rPr>
+      </w:pPr>
+    </w:p>
+    <w:p>
+      <w:pPr>
+        <w:rPr>
+          <w:rFonts w:ascii="Consolas" w:eastAsia="Times New Roman" w:hAnsi="Consolas" w:cs="Times New Roman"/>
+          <w:sz w:val="21"/>
+          <w:szCs w:val="21"/>
+          <w:lang w:eastAsia="ru-RU"/>
+        </w:rPr>
+      </w:pPr>
+      <w:r>
+        <w:rPr>
+          <w:rFonts w:ascii="Consolas" w:eastAsia="Times New Roman" w:hAnsi="Consolas" w:cs="Times New Roman"/>
+          <w:sz w:val="21"/>
+          <w:szCs w:val="21"/>
+          <w:lang w:eastAsia="ru-RU"/>
+        </w:rPr>
+        <w:t>После сообщения о выполненной работе студенту заданы следующие вопросы:</w:t>
+      </w:r>
+    </w:p>
+    <w:p>
+      <w:pPr>
+        <w:rPr>
+          <w:rFonts w:ascii="Consolas" w:eastAsia="Times New Roman" w:hAnsi="Consolas" w:cs="Times New Roman"/>
+          <w:sz w:val="21"/>
+          <w:szCs w:val="21"/>
+          <w:lang w:eastAsia="ru-RU"/>
+        </w:rPr>
+      </w:pPr>
+    </w:p>
+    <w:p>
+      <w:pPr>
+        <w:rPr>
+          <w:rFonts w:ascii="Consolas" w:eastAsia="Times New Roman" w:hAnsi="Consolas" w:cs="Times New Roman"/>
+          <w:sz w:val="21"/>
+          <w:szCs w:val="21"/>
+          <w:lang w:val="en-US" w:eastAsia="ru-RU"/>
+        </w:rPr>
+      </w:pPr>
+      <w:r>
+        <w:rPr>
+          <w:rFonts w:ascii="Consolas" w:eastAsia="Times New Roman" w:hAnsi="Consolas" w:cs="Times New Roman"/>
+          <w:sz w:val="21"/>
+          <w:szCs w:val="21"/>
+          <w:lang w:eastAsia="ru-RU"/>
+        </w:rPr>
+        <w:t>Вопрос</w:t>
+      </w:r>
+      <w:r>
+        <w:rPr>
+          <w:rFonts w:ascii="Consolas" w:eastAsia="Times New Roman" w:hAnsi="Consolas" w:cs="Times New Roman"/>
+          <w:sz w:val="21"/>
+          <w:szCs w:val="21"/>
+          <w:lang w:val="en-US" w:eastAsia="ru-RU"/>
+        </w:rPr>
+        <w:t xml:space="preserve"> 1: What data sources are planned for the analytical system?</w:t>
+      </w:r>
+    </w:p>
+    <w:p>
+      <w:pPr>
+        <w:rPr>
+          <w:rFonts w:ascii="Consolas" w:eastAsia="Times New Roman" w:hAnsi="Consolas" w:cs="Times New Roman"/>
+          <w:sz w:val="21"/>
+          <w:szCs w:val="21"/>
+          <w:lang w:val="en-US" w:eastAsia="ru-RU"/>
+        </w:rPr>
+      </w:pPr>
+      <w:r>
+        <w:rPr>
+          <w:rFonts w:ascii="Consolas" w:eastAsia="Times New Roman" w:hAnsi="Consolas" w:cs="Times New Roman"/>
+          <w:sz w:val="21"/>
+          <w:szCs w:val="21"/>
+          <w:lang w:eastAsia="ru-RU"/>
+        </w:rPr>
+        <w:t>Вопрос</w:t>
+      </w:r>
+      <w:r>
+        <w:rPr>
+          <w:rFonts w:ascii="Consolas" w:eastAsia="Times New Roman" w:hAnsi="Consolas" w:cs="Times New Roman"/>
+          <w:sz w:val="21"/>
+          <w:szCs w:val="21"/>
+          <w:lang w:val="en-US" w:eastAsia="ru-RU"/>
+        </w:rPr>
+        <w:t xml:space="preserve"> 2: How will data quality be validated?</w:t>
+      </w:r>
+    </w:p>
+    <w:p>
+      <w:pPr>
+        <w:rPr>
+          <w:rFonts w:ascii="Consolas" w:eastAsia="Times New Roman" w:hAnsi="Consolas" w:cs="Times New Roman"/>
+          <w:sz w:val="21"/>
+          <w:szCs w:val="21"/>
+          <w:lang w:val="en-US" w:eastAsia="ru-RU"/>
+        </w:rPr>
+      </w:pPr>
+      <w:r>
+        <w:rPr>
+          <w:rFonts w:ascii="Consolas" w:eastAsia="Times New Roman" w:hAnsi="Consolas" w:cs="Times New Roman"/>
+          <w:sz w:val="21"/>
+          <w:szCs w:val="21"/>
+          <w:lang w:eastAsia="ru-RU"/>
+        </w:rPr>
+        <w:t>Вопрос</w:t>
+      </w:r>
+      <w:r>
+        <w:rPr>
+          <w:rFonts w:ascii="Consolas" w:eastAsia="Times New Roman" w:hAnsi="Consolas" w:cs="Times New Roman"/>
+          <w:sz w:val="21"/>
+          <w:szCs w:val="21"/>
+          <w:lang w:val="en-US" w:eastAsia="ru-RU"/>
+        </w:rPr>
+        <w:t xml:space="preserve"> 3: What KPIs are proposed for dashboard users?</w:t>
+      </w:r>
+    </w:p>
+    <w:p>
+      <w:pPr>
+        <w:rPr>
+          <w:rFonts w:ascii="Consolas" w:eastAsia="Times New Roman" w:hAnsi="Consolas" w:cs="Times New Roman"/>
+          <w:sz w:val="21"/>
+          <w:szCs w:val="21"/>
+          <w:lang w:val="en-US" w:eastAsia="ru-RU"/>
+        </w:rPr>
+      </w:pPr>
+    </w:p>
+    <w:p>
+      <w:pPr>
+        <w:rPr>
+          <w:rFonts w:ascii="Consolas" w:eastAsia="Times New Roman" w:hAnsi="Consolas" w:cs="Times New Roman"/>
+          <w:sz w:val="21"/>
+          <w:szCs w:val="21"/>
+          <w:lang w:eastAsia="ru-RU"/>
+        </w:rPr>
+      </w:pPr>
+      <w:r>
+        <w:rPr>
+          <w:rFonts w:ascii="Consolas" w:eastAsia="Times New Roman" w:hAnsi="Consolas" w:cs="Times New Roman"/>
+          <w:sz w:val="21"/>
+          <w:szCs w:val="21"/>
+          <w:lang w:eastAsia="ru-RU"/>
+        </w:rPr>
+        <w:t>Характеристика ответов студента:</w:t>
+      </w:r>
+    </w:p>
+    <w:p>
+      <w:pPr>
+        <w:rPr>
+          <w:rFonts w:ascii="Consolas" w:eastAsia="Times New Roman" w:hAnsi="Consolas" w:cs="Times New Roman"/>
+          <w:sz w:val="21"/>
+          <w:szCs w:val="21"/>
+          <w:lang w:eastAsia="ru-RU"/>
+        </w:rPr>
+      </w:pPr>
+    </w:p>
+    <w:p>
+      <w:pPr>
+        <w:rPr>
+          <w:rFonts w:ascii="Consolas" w:eastAsia="Times New Roman" w:hAnsi="Consolas" w:cs="Times New Roman"/>
+          <w:sz w:val="21"/>
+          <w:szCs w:val="21"/>
+          <w:lang w:eastAsia="ru-RU"/>
+        </w:rPr>
+      </w:pPr>
+      <w:r>
+        <w:rPr>
+          <w:rFonts w:ascii="Consolas" w:eastAsia="Times New Roman" w:hAnsi="Consolas" w:cs="Times New Roman"/>
+          <w:sz w:val="21"/>
+          <w:szCs w:val="21"/>
+          <w:lang w:eastAsia="ru-RU"/>
+        </w:rPr>
+        <w:t>Студент продемонстрировал уверенное владение темой исследования, корректно раскрыл цели и задачи проекта, обоснованно ответил на вопросы комиссии. Отмечен высокий уровень владения английским языком и понимание бизнес-аналитических инструментов.</w:t>
+      </w:r>
+    </w:p>
+    <w:p>
+      <w:pPr>
+        <w:rPr>
+          <w:rFonts w:ascii="Consolas" w:eastAsia="Times New Roman" w:hAnsi="Consolas" w:cs="Times New Roman"/>
+          <w:sz w:val="21"/>
+          <w:szCs w:val="21"/>
+          <w:lang w:eastAsia="ru-RU"/>
+        </w:rPr>
+      </w:pPr>
       <w:bookmarkStart w:id="0" w:name="_GoBack"/>
       <w:bookmarkEnd w:id="0"/>
+    </w:p>
+    <w:p>
+      <w:pPr>
+        <w:rPr>
+          <w:rFonts w:ascii="Consolas" w:eastAsia="Times New Roman" w:hAnsi="Consolas" w:cs="Times New Roman"/>
+          <w:sz w:val="21"/>
+          <w:szCs w:val="21"/>
+          <w:lang w:eastAsia="ru-RU"/>
+        </w:rPr>
+      </w:pPr>
+      <w:r>
+        <w:rPr>
+          <w:rFonts w:ascii="Consolas" w:eastAsia="Times New Roman" w:hAnsi="Consolas" w:cs="Times New Roman"/>
+          <w:sz w:val="21"/>
+          <w:szCs w:val="21"/>
+          <w:lang w:eastAsia="ru-RU"/>
+        </w:rPr>
+        <w:t>Выводы комиссии:</w:t>
+      </w:r>
+    </w:p>
+    <w:p>
+      <w:pPr>
+        <w:rPr>
+          <w:rFonts w:ascii="Consolas" w:eastAsia="Times New Roman" w:hAnsi="Consolas" w:cs="Times New Roman"/>
+          <w:sz w:val="21"/>
+          <w:szCs w:val="21"/>
+          <w:lang w:eastAsia="ru-RU"/>
+        </w:rPr>
+      </w:pPr>
+    </w:p>
+    <w:p>
+      <w:pPr>
+        <w:rPr>
+          <w:rFonts w:ascii="Consolas" w:eastAsia="Times New Roman" w:hAnsi="Consolas" w:cs="Times New Roman"/>
+          <w:sz w:val="21"/>
+          <w:szCs w:val="21"/>
+          <w:lang w:eastAsia="ru-RU"/>
+        </w:rPr>
+      </w:pPr>
+      <w:r>
+        <w:rPr>
+          <w:rFonts w:ascii="Consolas" w:eastAsia="Times New Roman" w:hAnsi="Consolas" w:cs="Times New Roman"/>
+          <w:sz w:val="21"/>
+          <w:szCs w:val="21"/>
+          <w:lang w:eastAsia="ru-RU"/>
+        </w:rPr>
+        <w:t>Концепция ВКР соответствует требованиям образовательной программы. Тема является актуальной и практически значимой. Рекомендуется уточнить перечень метрик эффективности системы.</w:t>
+      </w:r>
+    </w:p>
+    <w:p>
+      <w:pPr>
+        <w:rPr>
+          <w:rFonts w:ascii="Consolas" w:eastAsia="Times New Roman" w:hAnsi="Consolas" w:cs="Times New Roman"/>
+          <w:sz w:val="21"/>
+          <w:szCs w:val="21"/>
+          <w:lang w:eastAsia="ru-RU"/>
+        </w:rPr>
+      </w:pPr>
+    </w:p>
+    <w:p>
+      <w:pPr>
+        <w:rPr>
+          <w:rFonts w:ascii="Consolas" w:eastAsia="Times New Roman" w:hAnsi="Consolas" w:cs="Times New Roman"/>
+          <w:sz w:val="21"/>
+          <w:szCs w:val="21"/>
+          <w:lang w:eastAsia="ru-RU"/>
+        </w:rPr>
+      </w:pPr>
+      <w:r>
+        <w:rPr>
+          <w:rFonts w:ascii="Consolas" w:eastAsia="Times New Roman" w:hAnsi="Consolas" w:cs="Times New Roman"/>
+          <w:sz w:val="21"/>
+          <w:szCs w:val="21"/>
+          <w:lang w:eastAsia="ru-RU"/>
+        </w:rPr>
+        <w:t>Оценка:</w:t>
+      </w:r>
+    </w:p>
+    <w:p>
+      <w:pPr>
+        <w:rPr>
+          <w:rFonts w:ascii="Consolas" w:eastAsia="Times New Roman" w:hAnsi="Consolas" w:cs="Times New Roman"/>
+          <w:sz w:val="21"/>
+          <w:szCs w:val="21"/>
+          <w:lang w:eastAsia="ru-RU"/>
+        </w:rPr>
+      </w:pPr>
+      <w:r>
+        <w:rPr>
+          <w:rFonts w:ascii="Consolas" w:eastAsia="Times New Roman" w:hAnsi="Consolas" w:cs="Times New Roman"/>
+          <w:sz w:val="21"/>
+          <w:szCs w:val="21"/>
+          <w:lang w:eastAsia="ru-RU"/>
+        </w:rPr>
+        <w:t>(8)</w:t>
+      </w:r>
+    </w:p>
+    <w:p>
+      <w:pPr>
+        <w:rPr>
+          <w:rFonts w:ascii="Consolas" w:eastAsia="Times New Roman" w:hAnsi="Consolas" w:cs="Times New Roman"/>
+          <w:sz w:val="21"/>
+          <w:szCs w:val="21"/>
+          <w:lang w:eastAsia="ru-RU"/>
+        </w:rPr>
+      </w:pPr>
+    </w:p>
+    <w:p>
+      <w:pPr>
+        <w:rPr>
+          <w:rFonts w:ascii="Consolas" w:eastAsia="Times New Roman" w:hAnsi="Consolas" w:cs="Times New Roman"/>
+          <w:sz w:val="21"/>
+          <w:szCs w:val="21"/>
+          <w:lang w:eastAsia="ru-RU"/>
+        </w:rPr>
+      </w:pPr>
+      <w:r>
+        <w:rPr>
+          <w:rFonts w:ascii="Consolas" w:eastAsia="Times New Roman" w:hAnsi="Consolas" w:cs="Times New Roman"/>
+          <w:sz w:val="21"/>
+          <w:szCs w:val="21"/>
+          <w:lang w:eastAsia="ru-RU"/>
+        </w:rPr>
+        <w:t>по 5-балльной шкале: Хорошо</w:t>
+      </w:r>
+    </w:p>
+    <w:p>
+      <w:pPr>
+        <w:rPr>
+          <w:rFonts w:ascii="Consolas" w:eastAsia="Times New Roman" w:hAnsi="Consolas" w:cs="Times New Roman"/>
+          <w:sz w:val="21"/>
+          <w:szCs w:val="21"/>
+          <w:lang w:eastAsia="ru-RU"/>
+        </w:rPr>
+      </w:pPr>
+      <w:r>
+        <w:rPr>
+          <w:rFonts w:ascii="Consolas" w:eastAsia="Times New Roman" w:hAnsi="Consolas" w:cs="Times New Roman"/>
+          <w:sz w:val="21"/>
+          <w:szCs w:val="21"/>
+          <w:lang w:eastAsia="ru-RU"/>
+        </w:rPr>
+        <w:t>по 10-балльной шкале: 8</w:t>
+      </w:r>
+    </w:p>
+    <w:p>
+      <w:pPr>
+        <w:rPr>
+          <w:rFonts w:ascii="Consolas" w:eastAsia="Times New Roman" w:hAnsi="Consolas" w:cs="Times New Roman"/>
+          <w:sz w:val="21"/>
+          <w:szCs w:val="21"/>
+          <w:lang w:eastAsia="ru-RU"/>
+        </w:rPr>
+      </w:pPr>
+    </w:p>
+    <w:p>
+      <w:pPr>
+        <w:rPr>
+          <w:rFonts w:ascii="Consolas" w:eastAsia="Times New Roman" w:hAnsi="Consolas" w:cs="Times New Roman"/>
+          <w:sz w:val="21"/>
+          <w:szCs w:val="21"/>
+          <w:lang w:eastAsia="ru-RU"/>
+        </w:rPr>
+      </w:pPr>
+      <w:r>
+        <w:rPr>
+          <w:rFonts w:ascii="Consolas" w:eastAsia="Times New Roman" w:hAnsi="Consolas" w:cs="Times New Roman"/>
+          <w:sz w:val="21"/>
+          <w:szCs w:val="21"/>
+          <w:lang w:eastAsia="ru-RU"/>
+        </w:rPr>
+        <w:t>Председатель комиссии __________________ /Смирнова Е.В./</w:t>
+      </w:r>
+    </w:p>
+    <w:p>
+      <w:pPr>
+        <w:rPr>
+          <w:rFonts w:ascii="Consolas" w:eastAsia="Times New Roman" w:hAnsi="Consolas" w:cs="Times New Roman"/>
+          <w:sz w:val="21"/>
+          <w:szCs w:val="21"/>
+          <w:lang w:eastAsia="ru-RU"/>
+        </w:rPr>
+      </w:pPr>
+    </w:p>
+    <w:p>
+      <w:r>
+        <w:rPr>
+          <w:rFonts w:ascii="Consolas" w:eastAsia="Times New Roman" w:hAnsi="Consolas" w:cs="Times New Roman"/>
+          <w:sz w:val="21"/>
+          <w:szCs w:val="21"/>
+          <w:lang w:eastAsia="ru-RU"/>
+        </w:rPr>
+        <w:t>Менеджер образовательной программы __________________ /Карнаухова Е.А./</w:t>
+      </w:r>
     </w:p>
     <w:sectPr>
       <w:pgSz w:w="11906" w:h="16838"/>
